--- a/TP/TP2.docx
+++ b/TP/TP2.docx
@@ -4,24 +4,24 @@
   <w:body>
     <w:p>
       <w:pPr>
+        <w:spacing w:line="240" w:lineRule="auto"/>
         <w:jc w:val="center"/>
         <w:rPr>
           <w:sz w:val="40"/>
           <w:szCs w:val="40"/>
-          <w:lang w:val="en-GB"/>
         </w:rPr>
       </w:pPr>
       <w:r>
         <w:rPr>
           <w:sz w:val="40"/>
           <w:szCs w:val="40"/>
-          <w:lang w:val="en-GB"/>
         </w:rPr>
         <w:t>TP 2</w:t>
       </w:r>
     </w:p>
     <w:p>
       <w:pPr>
+        <w:spacing w:line="240" w:lineRule="auto"/>
         <w:rPr>
           <w:sz w:val="40"/>
           <w:szCs w:val="40"/>
@@ -57,15 +57,16 @@
     </w:p>
     <w:p>
       <w:pPr>
-        <w:rPr>
-          <w:sz w:val="40"/>
-          <w:szCs w:val="40"/>
-        </w:rPr>
-      </w:pPr>
-      <w:r>
-        <w:rPr>
-          <w:sz w:val="40"/>
-          <w:szCs w:val="40"/>
+        <w:spacing w:line="240" w:lineRule="auto"/>
+        <w:rPr>
+          <w:sz w:val="32"/>
+          <w:szCs w:val="32"/>
+        </w:rPr>
+      </w:pPr>
+      <w:r>
+        <w:rPr>
+          <w:sz w:val="32"/>
+          <w:szCs w:val="32"/>
         </w:rPr>
         <w:t>Questions :</w:t>
       </w:r>
@@ -77,6 +78,7 @@
           <w:ilvl w:val="0"/>
           <w:numId w:val="1"/>
         </w:numPr>
+        <w:spacing w:line="240" w:lineRule="auto"/>
       </w:pPr>
       <w:r>
         <w:t xml:space="preserve">Ce ne sont pas les même </w:t>
@@ -87,10 +89,7 @@
       </w:r>
       <w:proofErr w:type="gramEnd"/>
       <w:r>
-        <w:t xml:space="preserve"> </w:t>
-      </w:r>
-      <w:r>
-        <w:t>#define MESSAGE</w:t>
+        <w:t xml:space="preserve"> #define MESSAGE</w:t>
       </w:r>
       <w:r>
         <w:t xml:space="preserve"> n’est pas dans </w:t>
@@ -113,6 +112,807 @@
           <w:ilvl w:val="0"/>
           <w:numId w:val="1"/>
         </w:numPr>
+        <w:spacing w:line="240" w:lineRule="auto"/>
+      </w:pPr>
+      <w:r>
+        <w:t>L’assembleur = un langage très proche du langage machine, lisible par l’humain mais directement lié au CPU.</w:t>
+      </w:r>
+    </w:p>
+    <w:p>
+      <w:pPr>
+        <w:pStyle w:val="Paragraphedeliste"/>
+        <w:numPr>
+          <w:ilvl w:val="0"/>
+          <w:numId w:val="1"/>
+        </w:numPr>
+        <w:spacing w:line="240" w:lineRule="auto"/>
+      </w:pPr>
+      <w:r>
+        <w:t xml:space="preserve">Le fichier </w:t>
+      </w:r>
+      <w:proofErr w:type="spellStart"/>
+      <w:proofErr w:type="gramStart"/>
+      <w:r>
+        <w:t>hello.o</w:t>
+      </w:r>
+      <w:proofErr w:type="spellEnd"/>
+      <w:proofErr w:type="gramEnd"/>
+      <w:r>
+        <w:t xml:space="preserve"> ne s’</w:t>
+      </w:r>
+      <w:proofErr w:type="spellStart"/>
+      <w:r>
+        <w:t>execute</w:t>
+      </w:r>
+      <w:proofErr w:type="spellEnd"/>
+      <w:r>
+        <w:t xml:space="preserve"> pas mais hello oui</w:t>
+      </w:r>
+    </w:p>
+    <w:p>
+      <w:pPr>
+        <w:pStyle w:val="Paragraphedeliste"/>
+        <w:numPr>
+          <w:ilvl w:val="0"/>
+          <w:numId w:val="1"/>
+        </w:numPr>
+        <w:spacing w:line="240" w:lineRule="auto"/>
+      </w:pPr>
+      <w:proofErr w:type="spellStart"/>
+      <w:proofErr w:type="gramStart"/>
+      <w:r>
+        <w:t>gcc</w:t>
+      </w:r>
+      <w:proofErr w:type="spellEnd"/>
+      <w:proofErr w:type="gramEnd"/>
+      <w:r>
+        <w:t xml:space="preserve"> </w:t>
+      </w:r>
+      <w:proofErr w:type="spellStart"/>
+      <w:r>
+        <w:t>hello.c</w:t>
+      </w:r>
+      <w:proofErr w:type="spellEnd"/>
+      <w:r>
+        <w:t xml:space="preserve"> -o hello</w:t>
+      </w:r>
+    </w:p>
+    <w:p>
+      <w:pPr>
+        <w:spacing w:line="240" w:lineRule="auto"/>
+        <w:rPr>
+          <w:sz w:val="40"/>
+          <w:szCs w:val="40"/>
+          <w:u w:val="single"/>
+        </w:rPr>
+      </w:pPr>
+      <w:r>
+        <w:rPr>
+          <w:sz w:val="40"/>
+          <w:szCs w:val="40"/>
+          <w:u w:val="single"/>
+        </w:rPr>
+        <w:t>Partie 2 -- GCC en pratique</w:t>
+      </w:r>
+    </w:p>
+    <w:p>
+      <w:pPr>
+        <w:spacing w:line="240" w:lineRule="auto"/>
+      </w:pPr>
+      <w:r>
+        <w:drawing>
+          <wp:anchor distT="0" distB="0" distL="114300" distR="114300" simplePos="0" relativeHeight="251658240" behindDoc="0" locked="0" layoutInCell="1" allowOverlap="1" wp14:anchorId="6FBDBB37" wp14:editId="38344FC3">
+            <wp:simplePos x="0" y="0"/>
+            <wp:positionH relativeFrom="margin">
+              <wp:posOffset>-800100</wp:posOffset>
+            </wp:positionH>
+            <wp:positionV relativeFrom="paragraph">
+              <wp:posOffset>232410</wp:posOffset>
+            </wp:positionV>
+            <wp:extent cx="7383780" cy="1158240"/>
+            <wp:effectExtent l="0" t="0" r="7620" b="3810"/>
+            <wp:wrapTopAndBottom/>
+            <wp:docPr id="1501891790" name="Image 1" descr="A screenshot of a text editor displaying a C program with warnings for unused variables 'x' and compile commands for the same program.&#10;&#10;Le contenu généré par l’IA peut être incorrect."/>
+            <wp:cNvGraphicFramePr>
+              <a:graphicFrameLocks xmlns:a="http://schemas.openxmlformats.org/drawingml/2006/main" noChangeAspect="1"/>
+            </wp:cNvGraphicFramePr>
+            <a:graphic xmlns:a="http://schemas.openxmlformats.org/drawingml/2006/main">
+              <a:graphicData uri="http://schemas.openxmlformats.org/drawingml/2006/picture">
+                <pic:pic xmlns:pic="http://schemas.openxmlformats.org/drawingml/2006/picture">
+                  <pic:nvPicPr>
+                    <pic:cNvPr id="1501891790" name="Image 1" descr="A screenshot of a text editor displaying a C program with warnings for unused variables 'x' and compile commands for the same program.&#10;&#10;Le contenu généré par l’IA peut être incorrect."/>
+                    <pic:cNvPicPr/>
+                  </pic:nvPicPr>
+                  <pic:blipFill>
+                    <a:blip r:embed="rId5">
+                      <a:extLst>
+                        <a:ext uri="{28A0092B-C50C-407E-A947-70E740481C1C}">
+                          <a14:useLocalDpi xmlns:a14="http://schemas.microsoft.com/office/drawing/2010/main" val="0"/>
+                        </a:ext>
+                      </a:extLst>
+                    </a:blip>
+                    <a:stretch>
+                      <a:fillRect/>
+                    </a:stretch>
+                  </pic:blipFill>
+                  <pic:spPr>
+                    <a:xfrm>
+                      <a:off x="0" y="0"/>
+                      <a:ext cx="7383780" cy="1158240"/>
+                    </a:xfrm>
+                    <a:prstGeom prst="rect">
+                      <a:avLst/>
+                    </a:prstGeom>
+                  </pic:spPr>
+                </pic:pic>
+              </a:graphicData>
+            </a:graphic>
+            <wp14:sizeRelH relativeFrom="margin">
+              <wp14:pctWidth>0</wp14:pctWidth>
+            </wp14:sizeRelH>
+          </wp:anchor>
+        </w:drawing>
+      </w:r>
+      <w:r>
+        <w:t>2.2 Exercice : compiler proprement</w:t>
+      </w:r>
+    </w:p>
+    <w:p>
+      <w:pPr>
+        <w:spacing w:line="240" w:lineRule="auto"/>
+      </w:pPr>
+    </w:p>
+    <w:p>
+      <w:pPr>
+        <w:spacing w:line="240" w:lineRule="auto"/>
+        <w:rPr>
+          <w:sz w:val="32"/>
+          <w:szCs w:val="32"/>
+        </w:rPr>
+      </w:pPr>
+      <w:r>
+        <w:rPr>
+          <w:sz w:val="32"/>
+          <w:szCs w:val="32"/>
+        </w:rPr>
+        <w:t>Questions :</w:t>
+      </w:r>
+    </w:p>
+    <w:p>
+      <w:pPr>
+        <w:pStyle w:val="Paragraphedeliste"/>
+        <w:numPr>
+          <w:ilvl w:val="0"/>
+          <w:numId w:val="3"/>
+        </w:numPr>
+        <w:spacing w:line="240" w:lineRule="auto"/>
+      </w:pPr>
+      <w:r>
+        <w:t>Ses warnings signifient que la variable x n’est pas utilisée</w:t>
+      </w:r>
+    </w:p>
+    <w:p>
+      <w:pPr>
+        <w:pStyle w:val="Paragraphedeliste"/>
+        <w:numPr>
+          <w:ilvl w:val="0"/>
+          <w:numId w:val="3"/>
+        </w:numPr>
+        <w:spacing w:line="240" w:lineRule="auto"/>
+      </w:pPr>
+      <w:r>
+        <w:t xml:space="preserve">En remplacent la ligne 4 par </w:t>
+      </w:r>
+    </w:p>
+    <w:p>
+      <w:pPr>
+        <w:pStyle w:val="Paragraphedeliste"/>
+        <w:spacing w:line="240" w:lineRule="auto"/>
+        <w:ind w:left="1428" w:firstLine="696"/>
+      </w:pPr>
+      <w:r>
+        <w:t xml:space="preserve">Int x = 3 un chiffre quelconque ou en l’enlèvent </w:t>
+      </w:r>
+    </w:p>
+    <w:p>
+      <w:pPr>
+        <w:pStyle w:val="Paragraphedeliste"/>
+        <w:spacing w:line="240" w:lineRule="auto"/>
+        <w:ind w:left="1428"/>
+      </w:pPr>
+      <w:r>
+        <w:t xml:space="preserve">Si on lui met une valeur il faut </w:t>
+      </w:r>
+      <w:proofErr w:type="spellStart"/>
+      <w:r>
+        <w:t>templacer</w:t>
+      </w:r>
+      <w:proofErr w:type="spellEnd"/>
+      <w:r>
+        <w:t xml:space="preserve"> la ligne 6 par</w:t>
+      </w:r>
+    </w:p>
+    <w:p>
+      <w:pPr>
+        <w:pStyle w:val="Paragraphedeliste"/>
+        <w:spacing w:line="240" w:lineRule="auto"/>
+        <w:ind w:left="1428" w:firstLine="696"/>
+      </w:pPr>
+      <w:proofErr w:type="gramStart"/>
+      <w:r>
+        <w:t>printf(</w:t>
+      </w:r>
+      <w:proofErr w:type="gramEnd"/>
+      <w:r>
+        <w:t>"y = %d\</w:t>
+      </w:r>
+      <w:proofErr w:type="spellStart"/>
+      <w:r>
+        <w:t>nx</w:t>
+      </w:r>
+      <w:proofErr w:type="spellEnd"/>
+      <w:r>
+        <w:t xml:space="preserve"> = %d\n", y, x</w:t>
+      </w:r>
+      <w:proofErr w:type="gramStart"/>
+      <w:r>
+        <w:t>);</w:t>
+      </w:r>
+      <w:proofErr w:type="gramEnd"/>
+    </w:p>
+    <w:p>
+      <w:pPr>
+        <w:pStyle w:val="Paragraphedeliste"/>
+        <w:numPr>
+          <w:ilvl w:val="0"/>
+          <w:numId w:val="3"/>
+        </w:numPr>
+        <w:spacing w:line="240" w:lineRule="auto"/>
+      </w:pPr>
+      <w:r>
+        <w:t>Pour avoir toutes les erreurs</w:t>
+      </w:r>
+    </w:p>
+    <w:p>
+      <w:pPr>
+        <w:spacing w:line="240" w:lineRule="auto"/>
+        <w:rPr>
+          <w:sz w:val="32"/>
+          <w:szCs w:val="32"/>
+        </w:rPr>
+      </w:pPr>
+      <w:r>
+        <w:rPr>
+          <w:sz w:val="40"/>
+          <w:szCs w:val="40"/>
+          <w:u w:val="single"/>
+        </w:rPr>
+        <w:t>Partie 3 -- Variables, types et operateurs</w:t>
+      </w:r>
+    </w:p>
+    <w:p>
+      <w:pPr>
+        <w:pStyle w:val="Paragraphedeliste"/>
+        <w:numPr>
+          <w:ilvl w:val="1"/>
+          <w:numId w:val="3"/>
+        </w:numPr>
+        <w:spacing w:line="240" w:lineRule="auto"/>
+        <w:rPr>
+          <w:sz w:val="32"/>
+          <w:szCs w:val="32"/>
+        </w:rPr>
+      </w:pPr>
+      <w:r>
+        <w:rPr>
+          <w:sz w:val="32"/>
+          <w:szCs w:val="32"/>
+        </w:rPr>
+        <w:t>Exercice : explorateur de type</w:t>
+      </w:r>
+    </w:p>
+    <w:p>
+      <w:pPr>
+        <w:pStyle w:val="Paragraphedeliste"/>
+        <w:spacing w:line="240" w:lineRule="auto"/>
+        <w:ind w:left="1428"/>
+      </w:pPr>
+      <w:r>
+        <w:t xml:space="preserve">Les tailles ne sont pas toujours les même que celle du tableau sa dépends du pc </w:t>
+      </w:r>
+      <w:proofErr w:type="gramStart"/>
+      <w:r>
+        <w:t>si il</w:t>
+      </w:r>
+      <w:proofErr w:type="gramEnd"/>
+      <w:r>
+        <w:t xml:space="preserve"> est en base32 ou 64</w:t>
+      </w:r>
+    </w:p>
+    <w:p>
+      <w:pPr>
+        <w:spacing w:line="240" w:lineRule="auto"/>
+        <w:rPr>
+          <w:sz w:val="32"/>
+          <w:szCs w:val="32"/>
+        </w:rPr>
+      </w:pPr>
+      <w:r>
+        <w:rPr>
+          <w:sz w:val="40"/>
+          <w:szCs w:val="40"/>
+          <w:u w:val="single"/>
+        </w:rPr>
+        <w:t xml:space="preserve">Partie 4 -- </w:t>
+      </w:r>
+      <w:proofErr w:type="spellStart"/>
+      <w:r>
+        <w:rPr>
+          <w:sz w:val="40"/>
+          <w:szCs w:val="40"/>
+          <w:u w:val="single"/>
+        </w:rPr>
+        <w:t>Entrees</w:t>
+      </w:r>
+      <w:proofErr w:type="spellEnd"/>
+      <w:r>
+        <w:rPr>
+          <w:sz w:val="40"/>
+          <w:szCs w:val="40"/>
+          <w:u w:val="single"/>
+        </w:rPr>
+        <w:t xml:space="preserve">/sorties avec </w:t>
+      </w:r>
+      <w:proofErr w:type="spellStart"/>
+      <w:r>
+        <w:rPr>
+          <w:sz w:val="40"/>
+          <w:szCs w:val="40"/>
+          <w:u w:val="single"/>
+        </w:rPr>
+        <w:t>scanf</w:t>
+      </w:r>
+      <w:proofErr w:type="spellEnd"/>
+    </w:p>
+    <w:p>
+      <w:pPr>
+        <w:spacing w:line="240" w:lineRule="auto"/>
+        <w:rPr>
+          <w:sz w:val="40"/>
+          <w:szCs w:val="40"/>
+          <w:u w:val="single"/>
+        </w:rPr>
+      </w:pPr>
+      <w:r>
+        <w:rPr>
+          <w:sz w:val="40"/>
+          <w:szCs w:val="40"/>
+          <w:u w:val="single"/>
+        </w:rPr>
+        <w:t>Partie 5 -- Les erreurs en C</w:t>
+      </w:r>
+    </w:p>
+    <w:p>
+      <w:pPr>
+        <w:spacing w:line="240" w:lineRule="auto"/>
+        <w:ind w:firstLine="708"/>
+        <w:rPr>
+          <w:sz w:val="32"/>
+          <w:szCs w:val="32"/>
+        </w:rPr>
+      </w:pPr>
+      <w:r>
+        <w:rPr>
+          <w:sz w:val="32"/>
+          <w:szCs w:val="32"/>
+        </w:rPr>
+        <w:t>5.2 Exercice : provoquer et lire des erreurs</w:t>
+      </w:r>
+    </w:p>
+    <w:p>
+      <w:pPr>
+        <w:spacing w:line="240" w:lineRule="auto"/>
+        <w:ind w:firstLine="708"/>
+        <w:rPr>
+          <w:sz w:val="32"/>
+          <w:szCs w:val="32"/>
+        </w:rPr>
+      </w:pPr>
+      <w:r>
+        <w:rPr>
+          <w:sz w:val="32"/>
+          <w:szCs w:val="32"/>
+        </w:rPr>
+        <w:t>1.</w:t>
+      </w:r>
+    </w:p>
+    <w:p>
+      <w:pPr>
+        <w:spacing w:line="240" w:lineRule="auto"/>
+        <w:ind w:firstLine="708"/>
+        <w:rPr>
+          <w:sz w:val="32"/>
+          <w:szCs w:val="32"/>
+        </w:rPr>
+      </w:pPr>
+      <w:r>
+        <w:lastRenderedPageBreak/>
+        <w:drawing>
+          <wp:anchor distT="0" distB="0" distL="114300" distR="114300" simplePos="0" relativeHeight="251659264" behindDoc="0" locked="0" layoutInCell="1" allowOverlap="1" wp14:anchorId="1F8D5E9E" wp14:editId="7AF0CE05">
+            <wp:simplePos x="0" y="0"/>
+            <wp:positionH relativeFrom="page">
+              <wp:align>right</wp:align>
+            </wp:positionH>
+            <wp:positionV relativeFrom="paragraph">
+              <wp:posOffset>0</wp:posOffset>
+            </wp:positionV>
+            <wp:extent cx="7551420" cy="927735"/>
+            <wp:effectExtent l="0" t="0" r="0" b="5715"/>
+            <wp:wrapTopAndBottom/>
+            <wp:docPr id="848355442" name="Image 1" descr="The image shows a compilation error message from a C program, specifically a missing semicolon before the 'printf' function.&#10;&#10;Le contenu généré par l’IA peut être incorrect."/>
+            <wp:cNvGraphicFramePr>
+              <a:graphicFrameLocks xmlns:a="http://schemas.openxmlformats.org/drawingml/2006/main" noChangeAspect="1"/>
+            </wp:cNvGraphicFramePr>
+            <a:graphic xmlns:a="http://schemas.openxmlformats.org/drawingml/2006/main">
+              <a:graphicData uri="http://schemas.openxmlformats.org/drawingml/2006/picture">
+                <pic:pic xmlns:pic="http://schemas.openxmlformats.org/drawingml/2006/picture">
+                  <pic:nvPicPr>
+                    <pic:cNvPr id="848355442" name="Image 1" descr="The image shows a compilation error message from a C program, specifically a missing semicolon before the 'printf' function.&#10;&#10;Le contenu généré par l’IA peut être incorrect."/>
+                    <pic:cNvPicPr/>
+                  </pic:nvPicPr>
+                  <pic:blipFill>
+                    <a:blip r:embed="rId6">
+                      <a:extLst>
+                        <a:ext uri="{28A0092B-C50C-407E-A947-70E740481C1C}">
+                          <a14:useLocalDpi xmlns:a14="http://schemas.microsoft.com/office/drawing/2010/main" val="0"/>
+                        </a:ext>
+                      </a:extLst>
+                    </a:blip>
+                    <a:stretch>
+                      <a:fillRect/>
+                    </a:stretch>
+                  </pic:blipFill>
+                  <pic:spPr>
+                    <a:xfrm>
+                      <a:off x="0" y="0"/>
+                      <a:ext cx="7551420" cy="927735"/>
+                    </a:xfrm>
+                    <a:prstGeom prst="rect">
+                      <a:avLst/>
+                    </a:prstGeom>
+                  </pic:spPr>
+                </pic:pic>
+              </a:graphicData>
+            </a:graphic>
+            <wp14:sizeRelH relativeFrom="margin">
+              <wp14:pctWidth>0</wp14:pctWidth>
+            </wp14:sizeRelH>
+            <wp14:sizeRelV relativeFrom="margin">
+              <wp14:pctHeight>0</wp14:pctHeight>
+            </wp14:sizeRelV>
+          </wp:anchor>
+        </w:drawing>
+      </w:r>
+      <w:r>
+        <w:t>Ici</w:t>
+      </w:r>
+      <w:r>
+        <w:t xml:space="preserve"> sa nous dis </w:t>
+      </w:r>
+      <w:proofErr w:type="gramStart"/>
+      <w:r>
+        <w:t>que au</w:t>
+      </w:r>
+      <w:proofErr w:type="gramEnd"/>
+      <w:r>
+        <w:t xml:space="preserve"> début de la ligne 5 dans la fin de la ligne 4 il manque un ; </w:t>
+      </w:r>
+    </w:p>
+    <w:p>
+      <w:pPr>
+        <w:tabs>
+          <w:tab w:val="left" w:pos="1896"/>
+        </w:tabs>
+        <w:spacing w:line="240" w:lineRule="auto"/>
+        <w:rPr>
+          <w:sz w:val="32"/>
+          <w:szCs w:val="32"/>
+        </w:rPr>
+      </w:pPr>
+      <w:r>
+        <w:rPr>
+          <w:sz w:val="32"/>
+          <w:szCs w:val="32"/>
+        </w:rPr>
+        <w:tab/>
+      </w:r>
+    </w:p>
+    <w:p>
+      <w:pPr>
+        <w:tabs>
+          <w:tab w:val="left" w:pos="1896"/>
+        </w:tabs>
+        <w:spacing w:line="240" w:lineRule="auto"/>
+        <w:rPr>
+          <w:noProof/>
+        </w:rPr>
+      </w:pPr>
+      <w:r>
+        <w:rPr>
+          <w:sz w:val="32"/>
+          <w:szCs w:val="32"/>
+        </w:rPr>
+        <w:drawing>
+          <wp:anchor distT="0" distB="0" distL="114300" distR="114300" simplePos="0" relativeHeight="251660288" behindDoc="0" locked="0" layoutInCell="1" allowOverlap="1" wp14:anchorId="4028457A" wp14:editId="7DF99C8D">
+            <wp:simplePos x="0" y="0"/>
+            <wp:positionH relativeFrom="page">
+              <wp:align>left</wp:align>
+            </wp:positionH>
+            <wp:positionV relativeFrom="paragraph">
+              <wp:posOffset>271780</wp:posOffset>
+            </wp:positionV>
+            <wp:extent cx="7552690" cy="701040"/>
+            <wp:effectExtent l="0" t="0" r="0" b="3810"/>
+            <wp:wrapTopAndBottom/>
+            <wp:docPr id="1406795207" name="Image 1" descr="The image shows a console screen displaying a compilation error message, indicating an undeclared variable 'hello' in a C program, suggesting it was intended to be 'ftello'.&#10;&#10;Le contenu généré par l’IA peut être incorrect."/>
+            <wp:cNvGraphicFramePr>
+              <a:graphicFrameLocks xmlns:a="http://schemas.openxmlformats.org/drawingml/2006/main" noChangeAspect="1"/>
+            </wp:cNvGraphicFramePr>
+            <a:graphic xmlns:a="http://schemas.openxmlformats.org/drawingml/2006/main">
+              <a:graphicData uri="http://schemas.openxmlformats.org/drawingml/2006/picture">
+                <pic:pic xmlns:pic="http://schemas.openxmlformats.org/drawingml/2006/picture">
+                  <pic:nvPicPr>
+                    <pic:cNvPr id="1406795207" name="Image 1" descr="The image shows a console screen displaying a compilation error message, indicating an undeclared variable 'hello' in a C program, suggesting it was intended to be 'ftello'.&#10;&#10;Le contenu généré par l’IA peut être incorrect."/>
+                    <pic:cNvPicPr/>
+                  </pic:nvPicPr>
+                  <pic:blipFill>
+                    <a:blip r:embed="rId7">
+                      <a:extLst>
+                        <a:ext uri="{28A0092B-C50C-407E-A947-70E740481C1C}">
+                          <a14:useLocalDpi xmlns:a14="http://schemas.microsoft.com/office/drawing/2010/main" val="0"/>
+                        </a:ext>
+                      </a:extLst>
+                    </a:blip>
+                    <a:stretch>
+                      <a:fillRect/>
+                    </a:stretch>
+                  </pic:blipFill>
+                  <pic:spPr>
+                    <a:xfrm>
+                      <a:off x="0" y="0"/>
+                      <a:ext cx="7560653" cy="701727"/>
+                    </a:xfrm>
+                    <a:prstGeom prst="rect">
+                      <a:avLst/>
+                    </a:prstGeom>
+                  </pic:spPr>
+                </pic:pic>
+              </a:graphicData>
+            </a:graphic>
+            <wp14:sizeRelH relativeFrom="margin">
+              <wp14:pctWidth>0</wp14:pctWidth>
+            </wp14:sizeRelH>
+            <wp14:sizeRelV relativeFrom="margin">
+              <wp14:pctHeight>0</wp14:pctHeight>
+            </wp14:sizeRelV>
+          </wp:anchor>
+        </w:drawing>
+      </w:r>
+      <w:r>
+        <w:rPr>
+          <w:sz w:val="32"/>
+          <w:szCs w:val="32"/>
+        </w:rPr>
+        <w:t>2.</w:t>
+      </w:r>
+      <w:r>
+        <w:rPr>
+          <w:noProof/>
+        </w:rPr>
+        <w:t xml:space="preserve"> </w:t>
+      </w:r>
+    </w:p>
+    <w:p>
+      <w:pPr>
+        <w:tabs>
+          <w:tab w:val="left" w:pos="1896"/>
+        </w:tabs>
+        <w:spacing w:line="240" w:lineRule="auto"/>
+        <w:rPr>
+          <w:noProof/>
+        </w:rPr>
+      </w:pPr>
+      <w:r>
+        <w:rPr>
+          <w:noProof/>
+        </w:rPr>
+        <w:t>ici sa nous dis que : a la ligne 4 il y a une error car il ne comprend pas que x = hello</w:t>
+      </w:r>
+    </w:p>
+    <w:p>
+      <w:pPr>
+        <w:tabs>
+          <w:tab w:val="left" w:pos="1896"/>
+        </w:tabs>
+        <w:spacing w:line="240" w:lineRule="auto"/>
+        <w:rPr>
+          <w:noProof/>
+          <w:sz w:val="32"/>
+          <w:szCs w:val="32"/>
+        </w:rPr>
+      </w:pPr>
+      <w:r>
+        <w:rPr>
+          <w:sz w:val="32"/>
+          <w:szCs w:val="32"/>
+        </w:rPr>
+        <w:drawing>
+          <wp:anchor distT="0" distB="0" distL="114300" distR="114300" simplePos="0" relativeHeight="251661312" behindDoc="0" locked="0" layoutInCell="1" allowOverlap="1" wp14:anchorId="019632B7" wp14:editId="13726092">
+            <wp:simplePos x="0" y="0"/>
+            <wp:positionH relativeFrom="page">
+              <wp:align>left</wp:align>
+            </wp:positionH>
+            <wp:positionV relativeFrom="paragraph">
+              <wp:posOffset>280670</wp:posOffset>
+            </wp:positionV>
+            <wp:extent cx="7580630" cy="899160"/>
+            <wp:effectExtent l="0" t="0" r="1270" b="0"/>
+            <wp:wrapTopAndBottom/>
+            <wp:docPr id="854202756" name="Image 1" descr="The image shows a segment of a C programming code snippet, highlighting a warning message for an undefined function call 'mafonction()' during compilation.&#10;&#10;Le contenu généré par l’IA peut être incorrect."/>
+            <wp:cNvGraphicFramePr>
+              <a:graphicFrameLocks xmlns:a="http://schemas.openxmlformats.org/drawingml/2006/main" noChangeAspect="1"/>
+            </wp:cNvGraphicFramePr>
+            <a:graphic xmlns:a="http://schemas.openxmlformats.org/drawingml/2006/main">
+              <a:graphicData uri="http://schemas.openxmlformats.org/drawingml/2006/picture">
+                <pic:pic xmlns:pic="http://schemas.openxmlformats.org/drawingml/2006/picture">
+                  <pic:nvPicPr>
+                    <pic:cNvPr id="854202756" name="Image 1" descr="The image shows a segment of a C programming code snippet, highlighting a warning message for an undefined function call 'mafonction()' during compilation.&#10;&#10;Le contenu généré par l’IA peut être incorrect."/>
+                    <pic:cNvPicPr/>
+                  </pic:nvPicPr>
+                  <pic:blipFill>
+                    <a:blip r:embed="rId8">
+                      <a:extLst>
+                        <a:ext uri="{28A0092B-C50C-407E-A947-70E740481C1C}">
+                          <a14:useLocalDpi xmlns:a14="http://schemas.microsoft.com/office/drawing/2010/main" val="0"/>
+                        </a:ext>
+                      </a:extLst>
+                    </a:blip>
+                    <a:stretch>
+                      <a:fillRect/>
+                    </a:stretch>
+                  </pic:blipFill>
+                  <pic:spPr>
+                    <a:xfrm>
+                      <a:off x="0" y="0"/>
+                      <a:ext cx="7580630" cy="899160"/>
+                    </a:xfrm>
+                    <a:prstGeom prst="rect">
+                      <a:avLst/>
+                    </a:prstGeom>
+                  </pic:spPr>
+                </pic:pic>
+              </a:graphicData>
+            </a:graphic>
+            <wp14:sizeRelH relativeFrom="margin">
+              <wp14:pctWidth>0</wp14:pctWidth>
+            </wp14:sizeRelH>
+            <wp14:sizeRelV relativeFrom="margin">
+              <wp14:pctHeight>0</wp14:pctHeight>
+            </wp14:sizeRelV>
+          </wp:anchor>
+        </w:drawing>
+      </w:r>
+      <w:r>
+        <w:rPr>
+          <w:noProof/>
+          <w:sz w:val="32"/>
+          <w:szCs w:val="32"/>
+        </w:rPr>
+        <w:t>3.</w:t>
+      </w:r>
+    </w:p>
+    <w:p>
+      <w:pPr>
+        <w:tabs>
+          <w:tab w:val="left" w:pos="1896"/>
+        </w:tabs>
+        <w:spacing w:line="240" w:lineRule="auto"/>
+      </w:pPr>
+      <w:r>
+        <w:t>Ici</w:t>
+      </w:r>
+      <w:r>
+        <w:t xml:space="preserve"> sa nous dis que</w:t>
+      </w:r>
+      <w:r>
+        <w:t xml:space="preserve"> : a la ligne 4 on appelle une fonction </w:t>
+      </w:r>
+      <w:proofErr w:type="spellStart"/>
+      <w:proofErr w:type="gramStart"/>
+      <w:r>
+        <w:t>mafonction</w:t>
+      </w:r>
+      <w:proofErr w:type="spellEnd"/>
+      <w:r>
+        <w:t>(</w:t>
+      </w:r>
+      <w:proofErr w:type="gramEnd"/>
+      <w:r>
+        <w:t>)</w:t>
+      </w:r>
+      <w:r>
+        <w:t xml:space="preserve"> mais </w:t>
+      </w:r>
+      <w:proofErr w:type="gramStart"/>
+      <w:r>
+        <w:t>que elle</w:t>
+      </w:r>
+      <w:proofErr w:type="gramEnd"/>
+      <w:r>
+        <w:t xml:space="preserve"> est </w:t>
+      </w:r>
+      <w:proofErr w:type="spellStart"/>
+      <w:r>
+        <w:t>undefined</w:t>
+      </w:r>
+      <w:proofErr w:type="spellEnd"/>
+      <w:r>
+        <w:t xml:space="preserve"> </w:t>
+      </w:r>
+      <w:proofErr w:type="spellStart"/>
+      <w:proofErr w:type="gramStart"/>
+      <w:r>
+        <w:t>reference</w:t>
+      </w:r>
+      <w:proofErr w:type="spellEnd"/>
+      <w:r>
+        <w:t xml:space="preserve"> ,</w:t>
+      </w:r>
+      <w:proofErr w:type="gramEnd"/>
+      <w:r>
+        <w:t xml:space="preserve"> qu’elle n’existe pas ou n’est pas trouver </w:t>
+      </w:r>
+      <w:r>
+        <w:tab/>
+      </w:r>
+    </w:p>
+    <w:p>
+      <w:pPr>
+        <w:tabs>
+          <w:tab w:val="left" w:pos="1896"/>
+        </w:tabs>
+        <w:spacing w:line="240" w:lineRule="auto"/>
+      </w:pPr>
+    </w:p>
+    <w:p>
+      <w:pPr>
+        <w:tabs>
+          <w:tab w:val="left" w:pos="1896"/>
+        </w:tabs>
+        <w:rPr>
+          <w:sz w:val="40"/>
+          <w:szCs w:val="40"/>
+          <w:u w:val="single"/>
+        </w:rPr>
+      </w:pPr>
+      <w:r>
+        <w:rPr>
+          <w:sz w:val="40"/>
+          <w:szCs w:val="40"/>
+          <w:u w:val="single"/>
+        </w:rPr>
+        <w:t>Partie 6 -- Mini-projet : convertisseur universel</w:t>
+      </w:r>
+    </w:p>
+    <w:p>
+      <w:pPr>
+        <w:tabs>
+          <w:tab w:val="left" w:pos="1896"/>
+        </w:tabs>
+        <w:rPr>
+          <w:sz w:val="40"/>
+          <w:szCs w:val="40"/>
+        </w:rPr>
       </w:pPr>
     </w:p>
     <w:sectPr>
@@ -128,16 +928,16 @@
 <file path=word/numbering.xml><?xml version="1.0" encoding="utf-8"?>
 <w:numbering xmlns:wpc="http://schemas.microsoft.com/office/word/2010/wordprocessingCanvas" xmlns:cx="http://schemas.microsoft.com/office/drawing/2014/chartex" xmlns:cx1="http://schemas.microsoft.com/office/drawing/2015/9/8/chartex" xmlns:cx2="http://schemas.microsoft.com/office/drawing/2015/10/21/chartex" xmlns:cx3="http://schemas.microsoft.com/office/drawing/2016/5/9/chartex" xmlns:cx4="http://schemas.microsoft.com/office/drawing/2016/5/10/chartex" xmlns:cx5="http://schemas.microsoft.com/office/drawing/2016/5/11/chartex" xmlns:cx6="http://schemas.microsoft.com/office/drawing/2016/5/12/chartex" xmlns:cx7="http://schemas.microsoft.com/office/drawing/2016/5/13/chartex" xmlns:cx8="http://schemas.microsoft.com/office/drawing/2016/5/14/chartex" xmlns:mc="http://schemas.openxmlformats.org/markup-compatibility/2006" xmlns:aink="http://schemas.microsoft.com/office/drawing/2016/ink" xmlns:am3d="http://schemas.microsoft.com/office/drawing/2017/model3d" xmlns:o="urn:schemas-microsoft-com:office:office" xmlns:oel="http://schemas.microsoft.com/office/2019/extlst" xmlns:r="http://schemas.openxmlformats.org/officeDocument/2006/relationships" xmlns:m="http://schemas.openxmlformats.org/officeDocument/2006/math" xmlns:v="urn:schemas-microsoft-com:vml" xmlns:wp14="http://schemas.microsoft.com/office/word/2010/wordprocessingDrawing" xmlns:wp="http://schemas.openxmlformats.org/drawingml/2006/wordprocessingDrawing" xmlns:w10="urn:schemas-microsoft-com:office:word" xmlns:w="http://schemas.openxmlformats.org/wordprocessingml/2006/main" xmlns:w14="http://schemas.microsoft.com/office/word/2010/wordml" xmlns:w15="http://schemas.microsoft.com/office/word/2012/wordml" xmlns:w16cex="http://schemas.microsoft.com/office/word/2018/wordml/cex" xmlns:w16cid="http://schemas.microsoft.com/office/word/2016/wordml/cid" xmlns:w16="http://schemas.microsoft.com/office/word/2018/wordml" xmlns:w16du="http://schemas.microsoft.com/office/word/2023/wordml/word16du" xmlns:w16sdtdh="http://schemas.microsoft.com/office/word/2020/wordml/sdtdatahash" xmlns:w16sdtfl="http://schemas.microsoft.com/office/word/2024/wordml/sdtformatlock" xmlns:w16se="http://schemas.microsoft.com/office/word/2015/wordml/symex" xmlns:wpg="http://schemas.microsoft.com/office/word/2010/wordprocessingGroup" xmlns:wpi="http://schemas.microsoft.com/office/word/2010/wordprocessingInk" xmlns:wne="http://schemas.microsoft.com/office/word/2006/wordml" xmlns:wps="http://schemas.microsoft.com/office/word/2010/wordprocessingShape" mc:Ignorable="w14 w15 w16se w16cid w16 w16cex w16sdtdh w16sdtfl w16du wp14">
   <w:abstractNum w:abstractNumId="0" w15:restartNumberingAfterBreak="0">
-    <w:nsid w:val="257F3E18"/>
+    <w:nsid w:val="054F59CE"/>
     <w:multiLevelType w:val="hybridMultilevel"/>
-    <w:tmpl w:val="A330F8C8"/>
-    <w:lvl w:ilvl="0" w:tplc="4A26F63A">
+    <w:tmpl w:val="194E1C10"/>
+    <w:lvl w:ilvl="0" w:tplc="168EBE46">
       <w:start w:val="1"/>
       <w:numFmt w:val="decimal"/>
       <w:lvlText w:val="%1."/>
       <w:lvlJc w:val="left"/>
       <w:pPr>
-        <w:ind w:left="1776" w:hanging="360"/>
+        <w:ind w:left="1068" w:hanging="360"/>
       </w:pPr>
       <w:rPr>
         <w:rFonts w:hint="default"/>
@@ -149,7 +949,7 @@
       <w:lvlText w:val="%2."/>
       <w:lvlJc w:val="left"/>
       <w:pPr>
-        <w:ind w:left="2496" w:hanging="360"/>
+        <w:ind w:left="1788" w:hanging="360"/>
       </w:pPr>
     </w:lvl>
     <w:lvl w:ilvl="2" w:tplc="040C001B" w:tentative="1">
@@ -158,7 +958,7 @@
       <w:lvlText w:val="%3."/>
       <w:lvlJc w:val="right"/>
       <w:pPr>
-        <w:ind w:left="3216" w:hanging="180"/>
+        <w:ind w:left="2508" w:hanging="180"/>
       </w:pPr>
     </w:lvl>
     <w:lvl w:ilvl="3" w:tplc="040C000F" w:tentative="1">
@@ -167,7 +967,7 @@
       <w:lvlText w:val="%4."/>
       <w:lvlJc w:val="left"/>
       <w:pPr>
-        <w:ind w:left="3936" w:hanging="360"/>
+        <w:ind w:left="3228" w:hanging="360"/>
       </w:pPr>
     </w:lvl>
     <w:lvl w:ilvl="4" w:tplc="040C0019" w:tentative="1">
@@ -176,7 +976,7 @@
       <w:lvlText w:val="%5."/>
       <w:lvlJc w:val="left"/>
       <w:pPr>
-        <w:ind w:left="4656" w:hanging="360"/>
+        <w:ind w:left="3948" w:hanging="360"/>
       </w:pPr>
     </w:lvl>
     <w:lvl w:ilvl="5" w:tplc="040C001B" w:tentative="1">
@@ -185,7 +985,7 @@
       <w:lvlText w:val="%6."/>
       <w:lvlJc w:val="right"/>
       <w:pPr>
-        <w:ind w:left="5376" w:hanging="180"/>
+        <w:ind w:left="4668" w:hanging="180"/>
       </w:pPr>
     </w:lvl>
     <w:lvl w:ilvl="6" w:tplc="040C000F" w:tentative="1">
@@ -194,7 +994,7 @@
       <w:lvlText w:val="%7."/>
       <w:lvlJc w:val="left"/>
       <w:pPr>
-        <w:ind w:left="6096" w:hanging="360"/>
+        <w:ind w:left="5388" w:hanging="360"/>
       </w:pPr>
     </w:lvl>
     <w:lvl w:ilvl="7" w:tplc="040C0019" w:tentative="1">
@@ -203,7 +1003,7 @@
       <w:lvlText w:val="%8."/>
       <w:lvlJc w:val="left"/>
       <w:pPr>
-        <w:ind w:left="6816" w:hanging="360"/>
+        <w:ind w:left="6108" w:hanging="360"/>
       </w:pPr>
     </w:lvl>
     <w:lvl w:ilvl="8" w:tplc="040C001B" w:tentative="1">
@@ -212,12 +1012,260 @@
       <w:lvlText w:val="%9."/>
       <w:lvlJc w:val="right"/>
       <w:pPr>
-        <w:ind w:left="7536" w:hanging="180"/>
-      </w:pPr>
+        <w:ind w:left="6828" w:hanging="180"/>
+      </w:pPr>
+    </w:lvl>
+  </w:abstractNum>
+  <w:abstractNum w:abstractNumId="1" w15:restartNumberingAfterBreak="0">
+    <w:nsid w:val="257F3E18"/>
+    <w:multiLevelType w:val="multilevel"/>
+    <w:tmpl w:val="E382936C"/>
+    <w:lvl w:ilvl="0">
+      <w:start w:val="1"/>
+      <w:numFmt w:val="decimal"/>
+      <w:lvlText w:val="%1."/>
+      <w:lvlJc w:val="left"/>
+      <w:pPr>
+        <w:ind w:left="1776" w:hanging="360"/>
+      </w:pPr>
+      <w:rPr>
+        <w:rFonts w:hint="default"/>
+      </w:rPr>
+    </w:lvl>
+    <w:lvl w:ilvl="1">
+      <w:start w:val="2"/>
+      <w:numFmt w:val="decimal"/>
+      <w:isLgl/>
+      <w:lvlText w:val="%1.%2"/>
+      <w:lvlJc w:val="left"/>
+      <w:pPr>
+        <w:ind w:left="2136" w:hanging="720"/>
+      </w:pPr>
+      <w:rPr>
+        <w:rFonts w:hint="default"/>
+      </w:rPr>
+    </w:lvl>
+    <w:lvl w:ilvl="2">
+      <w:start w:val="1"/>
+      <w:numFmt w:val="decimal"/>
+      <w:isLgl/>
+      <w:lvlText w:val="%1.%2.%3"/>
+      <w:lvlJc w:val="left"/>
+      <w:pPr>
+        <w:ind w:left="2136" w:hanging="720"/>
+      </w:pPr>
+      <w:rPr>
+        <w:rFonts w:hint="default"/>
+      </w:rPr>
+    </w:lvl>
+    <w:lvl w:ilvl="3">
+      <w:start w:val="1"/>
+      <w:numFmt w:val="decimal"/>
+      <w:isLgl/>
+      <w:lvlText w:val="%1.%2.%3.%4"/>
+      <w:lvlJc w:val="left"/>
+      <w:pPr>
+        <w:ind w:left="2496" w:hanging="1080"/>
+      </w:pPr>
+      <w:rPr>
+        <w:rFonts w:hint="default"/>
+      </w:rPr>
+    </w:lvl>
+    <w:lvl w:ilvl="4">
+      <w:start w:val="1"/>
+      <w:numFmt w:val="decimal"/>
+      <w:isLgl/>
+      <w:lvlText w:val="%1.%2.%3.%4.%5"/>
+      <w:lvlJc w:val="left"/>
+      <w:pPr>
+        <w:ind w:left="2856" w:hanging="1440"/>
+      </w:pPr>
+      <w:rPr>
+        <w:rFonts w:hint="default"/>
+      </w:rPr>
+    </w:lvl>
+    <w:lvl w:ilvl="5">
+      <w:start w:val="1"/>
+      <w:numFmt w:val="decimal"/>
+      <w:isLgl/>
+      <w:lvlText w:val="%1.%2.%3.%4.%5.%6"/>
+      <w:lvlJc w:val="left"/>
+      <w:pPr>
+        <w:ind w:left="3216" w:hanging="1800"/>
+      </w:pPr>
+      <w:rPr>
+        <w:rFonts w:hint="default"/>
+      </w:rPr>
+    </w:lvl>
+    <w:lvl w:ilvl="6">
+      <w:start w:val="1"/>
+      <w:numFmt w:val="decimal"/>
+      <w:isLgl/>
+      <w:lvlText w:val="%1.%2.%3.%4.%5.%6.%7"/>
+      <w:lvlJc w:val="left"/>
+      <w:pPr>
+        <w:ind w:left="3216" w:hanging="1800"/>
+      </w:pPr>
+      <w:rPr>
+        <w:rFonts w:hint="default"/>
+      </w:rPr>
+    </w:lvl>
+    <w:lvl w:ilvl="7">
+      <w:start w:val="1"/>
+      <w:numFmt w:val="decimal"/>
+      <w:isLgl/>
+      <w:lvlText w:val="%1.%2.%3.%4.%5.%6.%7.%8"/>
+      <w:lvlJc w:val="left"/>
+      <w:pPr>
+        <w:ind w:left="3576" w:hanging="2160"/>
+      </w:pPr>
+      <w:rPr>
+        <w:rFonts w:hint="default"/>
+      </w:rPr>
+    </w:lvl>
+    <w:lvl w:ilvl="8">
+      <w:start w:val="1"/>
+      <w:numFmt w:val="decimal"/>
+      <w:isLgl/>
+      <w:lvlText w:val="%1.%2.%3.%4.%5.%6.%7.%8.%9"/>
+      <w:lvlJc w:val="left"/>
+      <w:pPr>
+        <w:ind w:left="3936" w:hanging="2520"/>
+      </w:pPr>
+      <w:rPr>
+        <w:rFonts w:hint="default"/>
+      </w:rPr>
+    </w:lvl>
+  </w:abstractNum>
+  <w:abstractNum w:abstractNumId="2" w15:restartNumberingAfterBreak="0">
+    <w:nsid w:val="689148D9"/>
+    <w:multiLevelType w:val="multilevel"/>
+    <w:tmpl w:val="14929B54"/>
+    <w:lvl w:ilvl="0">
+      <w:start w:val="1"/>
+      <w:numFmt w:val="decimal"/>
+      <w:lvlText w:val="%1."/>
+      <w:lvlJc w:val="left"/>
+      <w:pPr>
+        <w:ind w:left="1428" w:hanging="360"/>
+      </w:pPr>
+      <w:rPr>
+        <w:rFonts w:hint="default"/>
+      </w:rPr>
+    </w:lvl>
+    <w:lvl w:ilvl="1">
+      <w:start w:val="3"/>
+      <w:numFmt w:val="decimal"/>
+      <w:isLgl/>
+      <w:lvlText w:val="%1.%2"/>
+      <w:lvlJc w:val="left"/>
+      <w:pPr>
+        <w:ind w:left="1713" w:hanging="720"/>
+      </w:pPr>
+      <w:rPr>
+        <w:rFonts w:hint="default"/>
+      </w:rPr>
+    </w:lvl>
+    <w:lvl w:ilvl="2">
+      <w:start w:val="1"/>
+      <w:numFmt w:val="decimal"/>
+      <w:isLgl/>
+      <w:lvlText w:val="%1.%2.%3"/>
+      <w:lvlJc w:val="left"/>
+      <w:pPr>
+        <w:ind w:left="1788" w:hanging="720"/>
+      </w:pPr>
+      <w:rPr>
+        <w:rFonts w:hint="default"/>
+      </w:rPr>
+    </w:lvl>
+    <w:lvl w:ilvl="3">
+      <w:start w:val="1"/>
+      <w:numFmt w:val="decimal"/>
+      <w:isLgl/>
+      <w:lvlText w:val="%1.%2.%3.%4"/>
+      <w:lvlJc w:val="left"/>
+      <w:pPr>
+        <w:ind w:left="2148" w:hanging="1080"/>
+      </w:pPr>
+      <w:rPr>
+        <w:rFonts w:hint="default"/>
+      </w:rPr>
+    </w:lvl>
+    <w:lvl w:ilvl="4">
+      <w:start w:val="1"/>
+      <w:numFmt w:val="decimal"/>
+      <w:isLgl/>
+      <w:lvlText w:val="%1.%2.%3.%4.%5"/>
+      <w:lvlJc w:val="left"/>
+      <w:pPr>
+        <w:ind w:left="2508" w:hanging="1440"/>
+      </w:pPr>
+      <w:rPr>
+        <w:rFonts w:hint="default"/>
+      </w:rPr>
+    </w:lvl>
+    <w:lvl w:ilvl="5">
+      <w:start w:val="1"/>
+      <w:numFmt w:val="decimal"/>
+      <w:isLgl/>
+      <w:lvlText w:val="%1.%2.%3.%4.%5.%6"/>
+      <w:lvlJc w:val="left"/>
+      <w:pPr>
+        <w:ind w:left="2868" w:hanging="1800"/>
+      </w:pPr>
+      <w:rPr>
+        <w:rFonts w:hint="default"/>
+      </w:rPr>
+    </w:lvl>
+    <w:lvl w:ilvl="6">
+      <w:start w:val="1"/>
+      <w:numFmt w:val="decimal"/>
+      <w:isLgl/>
+      <w:lvlText w:val="%1.%2.%3.%4.%5.%6.%7"/>
+      <w:lvlJc w:val="left"/>
+      <w:pPr>
+        <w:ind w:left="2868" w:hanging="1800"/>
+      </w:pPr>
+      <w:rPr>
+        <w:rFonts w:hint="default"/>
+      </w:rPr>
+    </w:lvl>
+    <w:lvl w:ilvl="7">
+      <w:start w:val="1"/>
+      <w:numFmt w:val="decimal"/>
+      <w:isLgl/>
+      <w:lvlText w:val="%1.%2.%3.%4.%5.%6.%7.%8"/>
+      <w:lvlJc w:val="left"/>
+      <w:pPr>
+        <w:ind w:left="3228" w:hanging="2160"/>
+      </w:pPr>
+      <w:rPr>
+        <w:rFonts w:hint="default"/>
+      </w:rPr>
+    </w:lvl>
+    <w:lvl w:ilvl="8">
+      <w:start w:val="1"/>
+      <w:numFmt w:val="decimal"/>
+      <w:isLgl/>
+      <w:lvlText w:val="%1.%2.%3.%4.%5.%6.%7.%8.%9"/>
+      <w:lvlJc w:val="left"/>
+      <w:pPr>
+        <w:ind w:left="3588" w:hanging="2520"/>
+      </w:pPr>
+      <w:rPr>
+        <w:rFonts w:hint="default"/>
+      </w:rPr>
     </w:lvl>
   </w:abstractNum>
   <w:num w:numId="1" w16cid:durableId="593058015">
+    <w:abstractNumId w:val="1"/>
+  </w:num>
+  <w:num w:numId="2" w16cid:durableId="1828936046">
     <w:abstractNumId w:val="0"/>
+  </w:num>
+  <w:num w:numId="3" w16cid:durableId="1512379694">
+    <w:abstractNumId w:val="2"/>
   </w:num>
 </w:numbering>
 </file>
